--- a/courts/first-circuit/new-hampshire/state/supreme-court/petition-for-rehearing/usage/OUTPUT-petition-for-rehearing.docx
+++ b/courts/first-circuit/new-hampshire/state/supreme-court/petition-for-rehearing/usage/OUTPUT-petition-for-rehearing.docx
@@ -3975,6 +3975,7 @@
     <w:unhideWhenUsed/>
     <w:qFormat/>
     <w:pPr>
+      <w:keepLines/>
       <w:spacing w:before="0" w:after="150" w:line="299" w:lineRule="exact"/>
     </w:pPr>
     <w:rPr>
@@ -4225,6 +4226,33 @@
     <w:pPr>
       <w:spacing w:before="0" w:after="0" w:line="299" w:lineRule="exact"/>
       <w:ind w:left="1296" w:hanging="432"/>
+    </w:pPr>
+  </w:style>
+  <w:style w:type="paragraph" w:customStyle="1" w:styleId="XdQuoteList1">
+    <w:name w:val="Xd Quote List 1"/>
+    <w:basedOn w:val="Normal"/>
+    <w:qFormat/>
+    <w:pPr>
+      <w:spacing w:before="0" w:after="0" w:line="449" w:lineRule="exact"/>
+      <w:ind w:left="1152" w:right="720" w:hanging="432"/>
+    </w:pPr>
+  </w:style>
+  <w:style w:type="paragraph" w:customStyle="1" w:styleId="XdQuoteList2">
+    <w:name w:val="Xd Quote List 2"/>
+    <w:basedOn w:val="Normal"/>
+    <w:qFormat/>
+    <w:pPr>
+      <w:spacing w:before="0" w:after="0" w:line="449" w:lineRule="exact"/>
+      <w:ind w:left="1584" w:right="720" w:hanging="432"/>
+    </w:pPr>
+  </w:style>
+  <w:style w:type="paragraph" w:customStyle="1" w:styleId="XdQuoteList3">
+    <w:name w:val="Xd Quote List 3"/>
+    <w:basedOn w:val="Normal"/>
+    <w:qFormat/>
+    <w:pPr>
+      <w:spacing w:before="0" w:after="0" w:line="449" w:lineRule="exact"/>
+      <w:ind w:left="2016" w:right="720" w:hanging="432"/>
     </w:pPr>
   </w:style>
   <w:style w:type="paragraph" w:customStyle="1" w:styleId="XdQuoteOnly">

--- a/courts/first-circuit/new-hampshire/state/supreme-court/petition-for-rehearing/usage/OUTPUT-petition-for-rehearing.docx
+++ b/courts/first-circuit/new-hampshire/state/supreme-court/petition-for-rehearing/usage/OUTPUT-petition-for-rehearing.docx
@@ -3298,7 +3298,7 @@
         <w:t xml:space="preserve"> </w:t>
       </w:r>
       <w:r>
-        <w:t xml:space="preserve">Verizon’s current interstate access tariff at the time of the FCC Decision was called NYNEX Tariff F.C.C. NO. 1, which was one of the tariffs that were the subject of the FCC Decision. FCC Decision, at n. 210. On or about August 14, 1997, NYNEX was merged into and became a part of Bell Atlantic. 12 FCC Rcd 19985 (FCC 1997) (approving NYNEX / Bell Atlantic merger). After NYNEX merged into Bell Atlantic, Bell Atlantic reissued NYNEX Tariff No. 1 as Bell Atlantic Tariff No. 11. See 16 FCC Rcd 5502 (FCC 2001). Bell Atlantic eventually changed its name to Verizon, and Bell Atlantic Tariff No. 11 was then reissued as Verizon Tariff No. 11. See 16 FCC Rcd 12967 (FCC 2001). Hence, the NYNEX Tariff F.C.C. No. 1 referenced in the FCC Decision is the same tariff as the Verizon Tariff F.C.C. No. 11 that is Exhibit 20 in the record of this case. The language in Sections 3.5 and 3.8.1 in Exhibit 20 (Verizon’s current FCC Tariff No. 11) is identical — down to the last word — to the language in the same sections in NYNEX FCC No. 1, which is a matter of public record. Although the FCC doesn’t quote from the specific parallel provision of the NYNEX tariff, it does quote as an example from the specific parallel provision of the Bell South tariff. See FCC Decision at ¶ 84, and n. 207. A comparison of Section 3.5 in NYNEX Tariff F.C.C. No. 1 and the quote from Bell South Tariff F.C.C. No. 1 set forth in the FCC Decision, at ¶ 84, shows that they are virtually identical. (This is not a surprise given that all of the regional bell operating companies following the break up of AT&amp;T adopted virtually identical access tariffs pursuant to instruction from the FCC.)</w:t>
+        <w:t xml:space="preserve">Verizon’s current interstate access tariff at the time of the FCC Decision was called NYNEX Tariff F.C.C. NO. 1, which was one of the tariffs that were the subject of the FCC Decision. FCC Decision, at n. 210. On or about August 14, 1997, NYNEX was merged into and became a part of Bell Atlantic. 12 FCC Rcd 19985 (FCC 1997) (approving NYNEX ⁠/ Bell Atlantic merger). After NYNEX merged into Bell Atlantic, Bell Atlantic reissued NYNEX Tariff No. 1 as Bell Atlantic Tariff No. 11. See 16 FCC Rcd 5502 (FCC 2001). Bell Atlantic eventually changed its name to Verizon, and Bell Atlantic Tariff No. 11 was then reissued as Verizon Tariff No. 11. See 16 FCC Rcd 12967 (FCC 2001). Hence, the NYNEX Tariff F.C.C. No. 1 referenced in the FCC Decision is the same tariff as the Verizon Tariff F.C.C. No. 11 that is Exhibit 20 in the record of this case. The language in Sections 3.5 and 3.8.1 in Exhibit 20 (Verizon’s current FCC Tariff No. 11) is identical — down to the last word — to the language in the same sections in NYNEX FCC No. 1, which is a matter of public record. Although the FCC doesn’t quote from the specific parallel provision of the NYNEX tariff, it does quote as an example from the specific parallel provision of the Bell South tariff. See FCC Decision at ¶ 84, and n. 207. A comparison of Section 3.5 in NYNEX Tariff F.C.C. No. 1 and the quote from Bell South Tariff F.C.C. No. 1 set forth in the FCC Decision, at ¶ 84, shows that they are virtually identical. (This is not a surprise given that all of the regional bell operating companies following the break up of AT&amp;T adopted virtually identical access tariffs pursuant to instruction from the FCC.)</w:t>
       </w:r>
     </w:p>
   </w:footnote>

--- a/courts/first-circuit/new-hampshire/state/supreme-court/petition-for-rehearing/usage/OUTPUT-petition-for-rehearing.docx
+++ b/courts/first-circuit/new-hampshire/state/supreme-court/petition-for-rehearing/usage/OUTPUT-petition-for-rehearing.docx
@@ -141,9 +141,7 @@
         <w:t xml:space="preserve"> </w:t>
       </w:r>
       <w:r>
-        <w:t xml:space="preserve">2008</w:t>
-        <w:noBreakHyphen/>
-        <w:t xml:space="preserve">0645</w:t>
+        <w:t xml:space="preserve">2008-⁠0645</w:t>
       </w:r>
     </w:p>
     <w:p>
@@ -529,9 +527,7 @@
               <w:t xml:space="preserve"> </w:t>
             </w:r>
             <w:r>
-              <w:t xml:space="preserve">03301</w:t>
-              <w:noBreakHyphen/>
-              <w:t xml:space="preserve">4846</w:t>
+              <w:t xml:space="preserve">03301-⁠4846</w:t>
             </w:r>
           </w:p>
           <w:p>
@@ -541,11 +537,7 @@
               <w:jc w:val="left"/>
             </w:pPr>
             <w:r>
-              <w:t xml:space="preserve">603</w:t>
-              <w:noBreakHyphen/>
-              <w:t xml:space="preserve">225</w:t>
-              <w:noBreakHyphen/>
-              <w:t xml:space="preserve">4334</w:t>
+              <w:t xml:space="preserve">603-⁠225-⁠4334</w:t>
             </w:r>
             <w:r>
               <w:t xml:space="preserve"> </w:t>
@@ -561,11 +553,7 @@
               <w:jc w:val="left"/>
             </w:pPr>
             <w:r>
-              <w:t xml:space="preserve">603</w:t>
-              <w:noBreakHyphen/>
-              <w:t xml:space="preserve">224</w:t>
-              <w:noBreakHyphen/>
-              <w:t xml:space="preserve">8350</w:t>
+              <w:t xml:space="preserve">603-⁠224-⁠8350</w:t>
             </w:r>
             <w:r>
               <w:t xml:space="preserve"> </w:t>
@@ -693,9 +681,7 @@
               <w:t xml:space="preserve"> </w:t>
             </w:r>
             <w:r>
-              <w:t xml:space="preserve">574</w:t>
-              <w:noBreakHyphen/>
-              <w:t xml:space="preserve">3149</w:t>
+              <w:t xml:space="preserve">574-⁠3149</w:t>
             </w:r>
             <w:r>
               <w:t xml:space="preserve"> </w:t>
@@ -717,9 +703,7 @@
               <w:t xml:space="preserve"> </w:t>
             </w:r>
             <w:r>
-              <w:t xml:space="preserve">664</w:t>
-              <w:noBreakHyphen/>
-              <w:t xml:space="preserve">9929</w:t>
+              <w:t xml:space="preserve">664-⁠9929</w:t>
             </w:r>
             <w:r>
               <w:t xml:space="preserve"> </w:t>
@@ -2447,19 +2431,7 @@
         <w:pStyle w:val="BodyTextNote"/>
       </w:pPr>
       <w:r>
-        <w:t xml:space="preserve">The record evidence in this case shows that neither Verizon nor its predecessors ever charged a CCL under its near-identical interstate tariff in the call flows that are the subject of this case. Verizon’s witness in this case agreed that, at the interstate level, and therefore under the interstate tariff language, Verizon applied no CCL charge in the call flows at issue in this case. See Trial Ex. 20 at 94</w:t>
-      </w:r>
-      <w:r>
-        <w:noBreakHyphen/>
-      </w:r>
-      <w:r>
-        <w:t xml:space="preserve">5 (Vol. XIII, Doc. 100, p. 4390 et. seq. of Record). Moreover, Verizon affirmatively represented to the New Hampshire Public Service Commission and its carrier customers in the docket in which (the predecessor of) Tariff 85 was approved that they should look to the parallel interstate tariff to understand the meaning of the billing of charges and payment provisions of Tariff 85. See Trial Ex. 17 at 6</w:t>
-      </w:r>
-      <w:r>
-        <w:noBreakHyphen/>
-      </w:r>
-      <w:r>
-        <w:t xml:space="preserve">7, 29 (Vol. V, Doc. 88, p. 2284 et. seq. of Record).</w:t>
+        <w:t xml:space="preserve">The record evidence in this case shows that neither Verizon nor its predecessors ever charged a CCL under its near-identical interstate tariff in the call flows that are the subject of this case. Verizon’s witness in this case agreed that, at the interstate level, and therefore under the interstate tariff language, Verizon applied no CCL charge in the call flows at issue in this case. See Trial Ex. 20 at 94-⁠5 (Vol. XIII, Doc. 100, p. 4390 et. seq. of Record). Moreover, Verizon affirmatively represented to the New Hampshire Public Service Commission and its carrier customers in the docket in which (the predecessor of) Tariff 85 was approved that they should look to the parallel interstate tariff to understand the meaning of the billing of charges and payment provisions of Tariff 85. See Trial Ex. 17 at 6-⁠7, 29 (Vol. V, Doc. 88, p. 2284 et. seq. of Record).</w:t>
       </w:r>
       <w:r>
         <w:rPr>
@@ -2751,9 +2723,7 @@
               <w:t xml:space="preserve"> </w:t>
             </w:r>
             <w:r>
-              <w:t xml:space="preserve">03301</w:t>
-              <w:noBreakHyphen/>
-              <w:t xml:space="preserve">4846</w:t>
+              <w:t xml:space="preserve">03301-⁠4846</w:t>
             </w:r>
           </w:p>
           <w:p>
@@ -2763,11 +2733,7 @@
               <w:jc w:val="left"/>
             </w:pPr>
             <w:r>
-              <w:t xml:space="preserve">603</w:t>
-              <w:noBreakHyphen/>
-              <w:t xml:space="preserve">225</w:t>
-              <w:noBreakHyphen/>
-              <w:t xml:space="preserve">4334</w:t>
+              <w:t xml:space="preserve">603-⁠225-⁠4334</w:t>
             </w:r>
             <w:r>
               <w:t xml:space="preserve"> </w:t>
@@ -2783,11 +2749,7 @@
               <w:jc w:val="left"/>
             </w:pPr>
             <w:r>
-              <w:t xml:space="preserve">603</w:t>
-              <w:noBreakHyphen/>
-              <w:t xml:space="preserve">224</w:t>
-              <w:noBreakHyphen/>
-              <w:t xml:space="preserve">8350</w:t>
+              <w:t xml:space="preserve">603-⁠224-⁠8350</w:t>
             </w:r>
             <w:r>
               <w:t xml:space="preserve"> </w:t>
@@ -3976,7 +3938,7 @@
     <w:qFormat/>
     <w:pPr>
       <w:keepLines/>
-      <w:spacing w:before="0" w:after="150" w:line="299" w:lineRule="exact"/>
+      <w:spacing w:before="33" w:after="150" w:line="299" w:lineRule="exact"/>
     </w:pPr>
     <w:rPr>
       <w:sz w:val="26"/>
